--- a/tracked_scripts/u1/m3/warmup/Module 3 - Teacher Reviewed Script (comparison reference).docx
+++ b/tracked_scripts/u1/m3/warmup/Module 3 - Teacher Reviewed Script (comparison reference).docx
@@ -117,6 +117,48 @@
     </w:p>
     <w:p>
       <w:pPr>
+        <w:spacing w:before="120" w:after="40"/>
+      </w:pPr>
+      <w:r>
+        <w:rPr>
+          <w:rFonts w:ascii="Calibri" w:hAnsi="Calibri"/>
+          <w:b/>
+          <w:i w:val="0"/>
+        </w:rPr>
+        <w:t xml:space="preserve">Building From: </w:t>
+      </w:r>
+      <w:r>
+        <w:rPr>
+          <w:rFonts w:ascii="Calibri" w:hAnsi="Calibri"/>
+          <w:b w:val="0"/>
+          <w:i w:val="0"/>
+        </w:rPr>
+        <w:t>Students learned THE critical leap: each symbol can represent multiple items (not just 1). They mastered scale of 2, including half-symbols for odd numbers. They understand that the KEY shows the SCALE and practiced "groups of 2" language. They can create scaled picture graphs and solve comparison and total problems using their graphs.</w:t>
+      </w:r>
+    </w:p>
+    <w:p>
+      <w:pPr>
+        <w:spacing w:before="40" w:after="40"/>
+      </w:pPr>
+      <w:r>
+        <w:rPr>
+          <w:rFonts w:ascii="Calibri" w:hAnsi="Calibri"/>
+          <w:b/>
+          <w:i w:val="0"/>
+        </w:rPr>
+        <w:t xml:space="preserve">Building Toward: </w:t>
+      </w:r>
+      <w:r>
+        <w:rPr>
+          <w:rFonts w:ascii="Calibri" w:hAnsi="Calibri"/>
+          <w:b w:val="0"/>
+          <w:i w:val="0"/>
+        </w:rPr>
+        <w:t>Students will apply their understanding of scaled graphs to a new format (bar graphs) AND a new scale (1:10). M3's bar graph introduction (same scale, new format) separates these two cognitive shifts—students will already be comfortable with bar format before M4 adds scale of 10\. Half-symbols return in M4 where half of 10 \= 5\. ---</w:t>
+      </w:r>
+    </w:p>
+    <w:p>
+      <w:pPr>
         <w:spacing w:before="160" w:after="0"/>
       </w:pPr>
     </w:p>
@@ -231,7 +273,7 @@
           <w:b/>
           <w:i w:val="0"/>
         </w:rPr>
-        <w:t xml:space="preserve">• Options:  </w:t>
+        <w:t xml:space="preserve">• Answer option (optional):  </w:t>
       </w:r>
       <w:r>
         <w:rPr>
@@ -241,7 +283,7 @@
           <w:color w:val="6E6E6E"/>
           <w:sz w:val="19"/>
         </w:rPr>
-        <w:t>The available answer choices</w:t>
+        <w:t>The available answer choice, nested under Prompt</w:t>
       </w:r>
     </w:p>
     <w:p>
@@ -382,9 +424,7 @@
         <w:rPr>
           <w:rFonts w:ascii="Calibri" w:hAnsi="Calibri"/>
           <w:b/>
-          <w:i/>
-          <w:color w:val="6E6E6E"/>
-          <w:sz w:val="19"/>
+          <w:i w:val="0"/>
         </w:rPr>
         <w:t xml:space="preserve">Visual: </w:t>
       </w:r>
@@ -392,9 +432,7 @@
         <w:rPr>
           <w:rFonts w:ascii="Calibri" w:hAnsi="Calibri"/>
           <w:b w:val="0"/>
-          <w:i/>
-          <w:color w:val="6E6E6E"/>
-          <w:sz w:val="19"/>
+          <w:i w:val="0"/>
         </w:rPr>
         <w:t>Minis characters appear in animated counting scenario. Student will count items for each of 3 categories.</w:t>
       </w:r>
@@ -467,7 +505,21 @@
     </w:p>
     <w:p>
       <w:pPr>
-        <w:spacing w:before="60" w:after="20"/>
+        <w:spacing w:before="80" w:after="40"/>
+        <w:ind w:left="0"/>
+      </w:pPr>
+      <w:r>
+        <w:rPr>
+          <w:rFonts w:ascii="Calibri" w:hAnsi="Calibri"/>
+          <w:b/>
+          <w:i w:val="0"/>
+        </w:rPr>
+        <w:t>Based on student response:</w:t>
+      </w:r>
+    </w:p>
+    <w:p>
+      <w:pPr>
+        <w:spacing w:before="40" w:after="20"/>
         <w:ind w:left="0"/>
       </w:pPr>
       <w:r>
@@ -528,9 +580,7 @@
         <w:rPr>
           <w:rFonts w:ascii="Calibri" w:hAnsi="Calibri"/>
           <w:b/>
-          <w:i/>
-          <w:color w:val="6E6E6E"/>
-          <w:sz w:val="19"/>
+          <w:i w:val="0"/>
         </w:rPr>
         <w:t xml:space="preserve">Visual: </w:t>
       </w:r>
@@ -538,9 +588,7 @@
         <w:rPr>
           <w:rFonts w:ascii="Calibri" w:hAnsi="Calibri"/>
           <w:b w:val="0"/>
-          <w:i/>
-          <w:color w:val="6E6E6E"/>
-          <w:sz w:val="19"/>
+          <w:i w:val="0"/>
         </w:rPr>
         <w:t>Vertical picture graph appears on left. Scale of 2 graph. Each symbol = 2 items. Half-symbols visible. Key shows Each ⭐ = 2. Data table visible.</w:t>
       </w:r>
@@ -576,9 +624,7 @@
         <w:rPr>
           <w:rFonts w:ascii="Calibri" w:hAnsi="Calibri"/>
           <w:b/>
-          <w:i/>
-          <w:color w:val="6E6E6E"/>
-          <w:sz w:val="19"/>
+          <w:i w:val="0"/>
         </w:rPr>
         <w:t xml:space="preserve">Visual: </w:t>
       </w:r>
@@ -586,9 +632,7 @@
         <w:rPr>
           <w:rFonts w:ascii="Calibri" w:hAnsi="Calibri"/>
           <w:b w:val="0"/>
-          <w:i/>
-          <w:color w:val="6E6E6E"/>
-          <w:sz w:val="19"/>
+          <w:i w:val="0"/>
         </w:rPr>
         <w:t>Vertical picture graph appears on right. Scale of 5 graph. Same data, noticeably fewer symbols. Key shows Each ⭐ = 5.</w:t>
       </w:r>
@@ -739,7 +783,21 @@
     </w:p>
     <w:p>
       <w:pPr>
-        <w:spacing w:before="60" w:after="20"/>
+        <w:spacing w:before="80" w:after="40"/>
+        <w:ind w:left="0"/>
+      </w:pPr>
+      <w:r>
+        <w:rPr>
+          <w:rFonts w:ascii="Calibri" w:hAnsi="Calibri"/>
+          <w:b/>
+          <w:i w:val="0"/>
+        </w:rPr>
+        <w:t>Based on student response:</w:t>
+      </w:r>
+    </w:p>
+    <w:p>
+      <w:pPr>
+        <w:spacing w:before="40" w:after="20"/>
         <w:ind w:left="0"/>
       </w:pPr>
       <w:r>
@@ -784,8 +842,8 @@
     </w:p>
     <w:p>
       <w:pPr>
-        <w:spacing w:before="60" w:after="20"/>
-        <w:ind w:left="432"/>
+        <w:spacing w:before="40" w:after="20"/>
+        <w:ind w:left="0"/>
       </w:pPr>
       <w:r>
         <w:rPr>
@@ -808,15 +866,13 @@
     <w:p>
       <w:pPr>
         <w:spacing w:before="20" w:after="20"/>
-        <w:ind w:left="720"/>
+        <w:ind w:left="0"/>
       </w:pPr>
       <w:r>
         <w:rPr>
           <w:rFonts w:ascii="Calibri" w:hAnsi="Calibri"/>
           <w:b/>
-          <w:i/>
-          <w:color w:val="6E6E6E"/>
-          <w:sz w:val="19"/>
+          <w:i w:val="0"/>
         </w:rPr>
         <w:t xml:space="preserve">Visual: </w:t>
       </w:r>
@@ -824,9 +880,7 @@
         <w:rPr>
           <w:rFonts w:ascii="Calibri" w:hAnsi="Calibri"/>
           <w:b w:val="0"/>
-          <w:i/>
-          <w:color w:val="6E6E6E"/>
-          <w:sz w:val="19"/>
+          <w:i w:val="0"/>
         </w:rPr>
         <w:t>Left graph pulses to draw attention to symbol count.</w:t>
       </w:r>
@@ -834,15 +888,13 @@
     <w:p>
       <w:pPr>
         <w:spacing w:before="20" w:after="20"/>
-        <w:ind w:left="720"/>
+        <w:ind w:left="0"/>
       </w:pPr>
       <w:r>
         <w:rPr>
           <w:rFonts w:ascii="Calibri" w:hAnsi="Calibri"/>
           <w:b/>
-          <w:i/>
-          <w:color w:val="6E6E6E"/>
-          <w:sz w:val="19"/>
+          <w:i w:val="0"/>
         </w:rPr>
         <w:t xml:space="preserve">Visual: </w:t>
       </w:r>
@@ -850,9 +902,7 @@
         <w:rPr>
           <w:rFonts w:ascii="Calibri" w:hAnsi="Calibri"/>
           <w:b w:val="0"/>
-          <w:i/>
-          <w:color w:val="6E6E6E"/>
-          <w:sz w:val="19"/>
+          <w:i w:val="0"/>
         </w:rPr>
         <w:t>Right graph pulses to draw attention to symbol count.</w:t>
       </w:r>
@@ -860,7 +910,7 @@
     <w:p>
       <w:pPr>
         <w:spacing w:before="20" w:after="20"/>
-        <w:ind w:left="720"/>
+        <w:ind w:left="0"/>
       </w:pPr>
       <w:r>
         <w:rPr>
@@ -881,8 +931,8 @@
     </w:p>
     <w:p>
       <w:pPr>
-        <w:spacing w:before="60" w:after="20"/>
-        <w:ind w:left="432"/>
+        <w:spacing w:before="40" w:after="20"/>
+        <w:ind w:left="0"/>
       </w:pPr>
       <w:r>
         <w:rPr>
@@ -905,15 +955,13 @@
     <w:p>
       <w:pPr>
         <w:spacing w:before="20" w:after="20"/>
-        <w:ind w:left="720"/>
+        <w:ind w:left="0"/>
       </w:pPr>
       <w:r>
         <w:rPr>
           <w:rFonts w:ascii="Calibri" w:hAnsi="Calibri"/>
           <w:b/>
-          <w:i/>
-          <w:color w:val="6E6E6E"/>
-          <w:sz w:val="19"/>
+          <w:i w:val="0"/>
         </w:rPr>
         <w:t xml:space="preserve">Visual: </w:t>
       </w:r>
@@ -921,9 +969,7 @@
         <w:rPr>
           <w:rFonts w:ascii="Calibri" w:hAnsi="Calibri"/>
           <w:b w:val="0"/>
-          <w:i/>
-          <w:color w:val="6E6E6E"/>
-          <w:sz w:val="19"/>
+          <w:i w:val="0"/>
         </w:rPr>
         <w:t>Left graph symbols pulse individually.</w:t>
       </w:r>
@@ -931,15 +977,13 @@
     <w:p>
       <w:pPr>
         <w:spacing w:before="20" w:after="20"/>
-        <w:ind w:left="720"/>
+        <w:ind w:left="0"/>
       </w:pPr>
       <w:r>
         <w:rPr>
           <w:rFonts w:ascii="Calibri" w:hAnsi="Calibri"/>
           <w:b/>
-          <w:i/>
-          <w:color w:val="6E6E6E"/>
-          <w:sz w:val="19"/>
+          <w:i w:val="0"/>
         </w:rPr>
         <w:t xml:space="preserve">Visual: </w:t>
       </w:r>
@@ -947,9 +991,7 @@
         <w:rPr>
           <w:rFonts w:ascii="Calibri" w:hAnsi="Calibri"/>
           <w:b w:val="0"/>
-          <w:i/>
-          <w:color w:val="6E6E6E"/>
-          <w:sz w:val="19"/>
+          <w:i w:val="0"/>
         </w:rPr>
         <w:t>Right graph symbols pulse individually.</w:t>
       </w:r>
@@ -957,7 +999,7 @@
     <w:p>
       <w:pPr>
         <w:spacing w:before="20" w:after="20"/>
-        <w:ind w:left="720"/>
+        <w:ind w:left="0"/>
       </w:pPr>
       <w:r>
         <w:rPr>
@@ -978,8 +1020,8 @@
     </w:p>
     <w:p>
       <w:pPr>
-        <w:spacing w:before="60" w:after="20"/>
-        <w:ind w:left="432"/>
+        <w:spacing w:before="40" w:after="20"/>
+        <w:ind w:left="0"/>
       </w:pPr>
       <w:r>
         <w:rPr>
@@ -1002,15 +1044,13 @@
     <w:p>
       <w:pPr>
         <w:spacing w:before="20" w:after="20"/>
-        <w:ind w:left="720"/>
+        <w:ind w:left="0"/>
       </w:pPr>
       <w:r>
         <w:rPr>
           <w:rFonts w:ascii="Calibri" w:hAnsi="Calibri"/>
           <w:b/>
-          <w:i/>
-          <w:color w:val="6E6E6E"/>
-          <w:sz w:val="19"/>
+          <w:i w:val="0"/>
         </w:rPr>
         <w:t xml:space="preserve">Visual: </w:t>
       </w:r>
@@ -1018,9 +1058,7 @@
         <w:rPr>
           <w:rFonts w:ascii="Calibri" w:hAnsi="Calibri"/>
           <w:b w:val="0"/>
-          <w:i/>
-          <w:color w:val="6E6E6E"/>
-          <w:sz w:val="19"/>
+          <w:i w:val="0"/>
         </w:rPr>
         <w:t>One category column highlights on left graph.</w:t>
       </w:r>
@@ -1028,15 +1066,13 @@
     <w:p>
       <w:pPr>
         <w:spacing w:before="20" w:after="20"/>
-        <w:ind w:left="720"/>
+        <w:ind w:left="0"/>
       </w:pPr>
       <w:r>
         <w:rPr>
           <w:rFonts w:ascii="Calibri" w:hAnsi="Calibri"/>
           <w:b/>
-          <w:i/>
-          <w:color w:val="6E6E6E"/>
-          <w:sz w:val="19"/>
+          <w:i w:val="0"/>
         </w:rPr>
         <w:t xml:space="preserve">Visual: </w:t>
       </w:r>
@@ -1044,9 +1080,7 @@
         <w:rPr>
           <w:rFonts w:ascii="Calibri" w:hAnsi="Calibri"/>
           <w:b w:val="0"/>
-          <w:i/>
-          <w:color w:val="6E6E6E"/>
-          <w:sz w:val="19"/>
+          <w:i w:val="0"/>
         </w:rPr>
         <w:t>Same category column highlights on right graph.</w:t>
       </w:r>
@@ -1054,7 +1088,7 @@
     <w:p>
       <w:pPr>
         <w:spacing w:before="20" w:after="20"/>
-        <w:ind w:left="720"/>
+        <w:ind w:left="0"/>
       </w:pPr>
       <w:r>
         <w:rPr>
@@ -1075,8 +1109,8 @@
     </w:p>
     <w:p>
       <w:pPr>
-        <w:spacing w:before="60" w:after="20"/>
-        <w:ind w:left="432"/>
+        <w:spacing w:before="40" w:after="20"/>
+        <w:ind w:left="0"/>
       </w:pPr>
       <w:r>
         <w:rPr>
@@ -1099,15 +1133,13 @@
     <w:p>
       <w:pPr>
         <w:spacing w:before="20" w:after="20"/>
-        <w:ind w:left="720"/>
+        <w:ind w:left="0"/>
       </w:pPr>
       <w:r>
         <w:rPr>
           <w:rFonts w:ascii="Calibri" w:hAnsi="Calibri"/>
           <w:b/>
-          <w:i/>
-          <w:color w:val="6E6E6E"/>
-          <w:sz w:val="19"/>
+          <w:i w:val="0"/>
         </w:rPr>
         <w:t xml:space="preserve">Visual: </w:t>
       </w:r>
@@ -1115,9 +1147,7 @@
         <w:rPr>
           <w:rFonts w:ascii="Calibri" w:hAnsi="Calibri"/>
           <w:b w:val="0"/>
-          <w:i/>
-          <w:color w:val="6E6E6E"/>
-          <w:sz w:val="19"/>
+          <w:i w:val="0"/>
         </w:rPr>
         <w:t>All symbols on left graph highlight sequentially, showing many symbols.</w:t>
       </w:r>
@@ -1125,15 +1155,13 @@
     <w:p>
       <w:pPr>
         <w:spacing w:before="20" w:after="20"/>
-        <w:ind w:left="720"/>
+        <w:ind w:left="0"/>
       </w:pPr>
       <w:r>
         <w:rPr>
           <w:rFonts w:ascii="Calibri" w:hAnsi="Calibri"/>
           <w:b/>
-          <w:i/>
-          <w:color w:val="6E6E6E"/>
-          <w:sz w:val="19"/>
+          <w:i w:val="0"/>
         </w:rPr>
         <w:t xml:space="preserve">Visual: </w:t>
       </w:r>
@@ -1141,9 +1169,7 @@
         <w:rPr>
           <w:rFonts w:ascii="Calibri" w:hAnsi="Calibri"/>
           <w:b w:val="0"/>
-          <w:i/>
-          <w:color w:val="6E6E6E"/>
-          <w:sz w:val="19"/>
+          <w:i w:val="0"/>
         </w:rPr>
         <w:t>All symbols on right graph highlight sequentially, showing fewer symbols.</w:t>
       </w:r>
@@ -1151,7 +1177,7 @@
     <w:p>
       <w:pPr>
         <w:spacing w:before="20" w:after="20"/>
-        <w:ind w:left="720"/>
+        <w:ind w:left="0"/>
       </w:pPr>
       <w:r>
         <w:rPr>
@@ -1188,9 +1214,7 @@
         <w:rPr>
           <w:rFonts w:ascii="Calibri" w:hAnsi="Calibri"/>
           <w:b/>
-          <w:i/>
-          <w:color w:val="6E6E6E"/>
-          <w:sz w:val="19"/>
+          <w:i w:val="0"/>
         </w:rPr>
         <w:t xml:space="preserve">Visual: </w:t>
       </w:r>
@@ -1198,9 +1222,7 @@
         <w:rPr>
           <w:rFonts w:ascii="Calibri" w:hAnsi="Calibri"/>
           <w:b w:val="0"/>
-          <w:i/>
-          <w:color w:val="6E6E6E"/>
-          <w:sz w:val="19"/>
+          <w:i w:val="0"/>
         </w:rPr>
         <w:t>Picture graph appears on left side showing data with scale of 2. Each symbol represents 2 items.</w:t>
       </w:r>
@@ -1214,9 +1236,7 @@
         <w:rPr>
           <w:rFonts w:ascii="Calibri" w:hAnsi="Calibri"/>
           <w:b/>
-          <w:i/>
-          <w:color w:val="6E6E6E"/>
-          <w:sz w:val="19"/>
+          <w:i w:val="0"/>
         </w:rPr>
         <w:t xml:space="preserve">Visual: </w:t>
       </w:r>
@@ -1224,9 +1244,7 @@
         <w:rPr>
           <w:rFonts w:ascii="Calibri" w:hAnsi="Calibri"/>
           <w:b w:val="0"/>
-          <w:i/>
-          <w:color w:val="6E6E6E"/>
-          <w:sz w:val="19"/>
+          <w:i w:val="0"/>
         </w:rPr>
         <w:t>Picture graph appears on right side showing same data with scale of 5. Each symbol represents 5 items.</w:t>
       </w:r>
@@ -1240,9 +1258,7 @@
         <w:rPr>
           <w:rFonts w:ascii="Calibri" w:hAnsi="Calibri"/>
           <w:b/>
-          <w:i/>
-          <w:color w:val="6E6E6E"/>
-          <w:sz w:val="19"/>
+          <w:i w:val="0"/>
         </w:rPr>
         <w:t xml:space="preserve">Visual: </w:t>
       </w:r>
@@ -1250,9 +1266,7 @@
         <w:rPr>
           <w:rFonts w:ascii="Calibri" w:hAnsi="Calibri"/>
           <w:b w:val="0"/>
-          <w:i/>
-          <w:color w:val="6E6E6E"/>
-          <w:sz w:val="19"/>
+          <w:i w:val="0"/>
         </w:rPr>
         <w:t>Data table appears to highlight the SAME values.</w:t>
       </w:r>
@@ -1266,9 +1280,7 @@
         <w:rPr>
           <w:rFonts w:ascii="Calibri" w:hAnsi="Calibri"/>
           <w:b/>
-          <w:i/>
-          <w:color w:val="6E6E6E"/>
-          <w:sz w:val="19"/>
+          <w:i w:val="0"/>
         </w:rPr>
         <w:t xml:space="preserve">Visual: </w:t>
       </w:r>
@@ -1276,9 +1288,7 @@
         <w:rPr>
           <w:rFonts w:ascii="Calibri" w:hAnsi="Calibri"/>
           <w:b w:val="0"/>
-          <w:i/>
-          <w:color w:val="6E6E6E"/>
-          <w:sz w:val="19"/>
+          <w:i w:val="0"/>
         </w:rPr>
         <w:t>Symbols in one category highlight on scale of 2 graph, showing total count.</w:t>
       </w:r>
@@ -1314,9 +1324,7 @@
         <w:rPr>
           <w:rFonts w:ascii="Calibri" w:hAnsi="Calibri"/>
           <w:b/>
-          <w:i/>
-          <w:color w:val="6E6E6E"/>
-          <w:sz w:val="19"/>
+          <w:i w:val="0"/>
         </w:rPr>
         <w:t xml:space="preserve">Visual: </w:t>
       </w:r>
@@ -1324,9 +1332,7 @@
         <w:rPr>
           <w:rFonts w:ascii="Calibri" w:hAnsi="Calibri"/>
           <w:b w:val="0"/>
-          <w:i/>
-          <w:color w:val="6E6E6E"/>
-          <w:sz w:val="19"/>
+          <w:i w:val="0"/>
         </w:rPr>
         <w:t>Symbols count sequentially, showing how many symbols needed with scale of 2.</w:t>
       </w:r>
@@ -1362,9 +1368,7 @@
         <w:rPr>
           <w:rFonts w:ascii="Calibri" w:hAnsi="Calibri"/>
           <w:b/>
-          <w:i/>
-          <w:color w:val="6E6E6E"/>
-          <w:sz w:val="19"/>
+          <w:i w:val="0"/>
         </w:rPr>
         <w:t xml:space="preserve">Visual: </w:t>
       </w:r>
@@ -1372,9 +1376,7 @@
         <w:rPr>
           <w:rFonts w:ascii="Calibri" w:hAnsi="Calibri"/>
           <w:b w:val="0"/>
-          <w:i/>
-          <w:color w:val="6E6E6E"/>
-          <w:sz w:val="19"/>
+          <w:i w:val="0"/>
         </w:rPr>
         <w:t>Same category highlights on scale of 5 graph.</w:t>
       </w:r>
@@ -1388,9 +1390,7 @@
         <w:rPr>
           <w:rFonts w:ascii="Calibri" w:hAnsi="Calibri"/>
           <w:b/>
-          <w:i/>
-          <w:color w:val="6E6E6E"/>
-          <w:sz w:val="19"/>
+          <w:i w:val="0"/>
         </w:rPr>
         <w:t xml:space="preserve">Visual: </w:t>
       </w:r>
@@ -1398,9 +1398,7 @@
         <w:rPr>
           <w:rFonts w:ascii="Calibri" w:hAnsi="Calibri"/>
           <w:b w:val="0"/>
-          <w:i/>
-          <w:color w:val="6E6E6E"/>
-          <w:sz w:val="19"/>
+          <w:i w:val="0"/>
         </w:rPr>
         <w:t>Symbols count sequentially, showing fewer symbols needed with scale of 5.</w:t>
       </w:r>
@@ -1523,7 +1521,21 @@
     </w:p>
     <w:p>
       <w:pPr>
-        <w:spacing w:before="60" w:after="20"/>
+        <w:spacing w:before="80" w:after="40"/>
+        <w:ind w:left="0"/>
+      </w:pPr>
+      <w:r>
+        <w:rPr>
+          <w:rFonts w:ascii="Calibri" w:hAnsi="Calibri"/>
+          <w:b/>
+          <w:i w:val="0"/>
+        </w:rPr>
+        <w:t>Based on student response:</w:t>
+      </w:r>
+    </w:p>
+    <w:p>
+      <w:pPr>
+        <w:spacing w:before="40" w:after="20"/>
         <w:ind w:left="0"/>
       </w:pPr>
       <w:r>
@@ -1568,8 +1580,8 @@
     </w:p>
     <w:p>
       <w:pPr>
-        <w:spacing w:before="60" w:after="20"/>
-        <w:ind w:left="432"/>
+        <w:spacing w:before="40" w:after="20"/>
+        <w:ind w:left="0"/>
       </w:pPr>
       <w:r>
         <w:rPr>
@@ -1592,15 +1604,13 @@
     <w:p>
       <w:pPr>
         <w:spacing w:before="20" w:after="20"/>
-        <w:ind w:left="720"/>
+        <w:ind w:left="0"/>
       </w:pPr>
       <w:r>
         <w:rPr>
           <w:rFonts w:ascii="Calibri" w:hAnsi="Calibri"/>
           <w:b/>
-          <w:i/>
-          <w:color w:val="6E6E6E"/>
-          <w:sz w:val="19"/>
+          <w:i w:val="0"/>
         </w:rPr>
         <w:t xml:space="preserve">Visual: </w:t>
       </w:r>
@@ -1608,9 +1618,7 @@
         <w:rPr>
           <w:rFonts w:ascii="Calibri" w:hAnsi="Calibri"/>
           <w:b w:val="0"/>
-          <w:i/>
-          <w:color w:val="6E6E6E"/>
-          <w:sz w:val="19"/>
+          <w:i w:val="0"/>
         </w:rPr>
         <w:t>Scale of 5 graph highlights to show fewer symbols.</w:t>
       </w:r>
@@ -1618,7 +1626,7 @@
     <w:p>
       <w:pPr>
         <w:spacing w:before="20" w:after="20"/>
-        <w:ind w:left="720"/>
+        <w:ind w:left="0"/>
       </w:pPr>
       <w:r>
         <w:rPr>
@@ -1639,8 +1647,8 @@
     </w:p>
     <w:p>
       <w:pPr>
-        <w:spacing w:before="60" w:after="20"/>
-        <w:ind w:left="432"/>
+        <w:spacing w:before="40" w:after="20"/>
+        <w:ind w:left="0"/>
       </w:pPr>
       <w:r>
         <w:rPr>
@@ -1663,15 +1671,13 @@
     <w:p>
       <w:pPr>
         <w:spacing w:before="20" w:after="20"/>
-        <w:ind w:left="720"/>
+        <w:ind w:left="0"/>
       </w:pPr>
       <w:r>
         <w:rPr>
           <w:rFonts w:ascii="Calibri" w:hAnsi="Calibri"/>
           <w:b/>
-          <w:i/>
-          <w:color w:val="6E6E6E"/>
-          <w:sz w:val="19"/>
+          <w:i w:val="0"/>
         </w:rPr>
         <w:t xml:space="preserve">Visual: </w:t>
       </w:r>
@@ -1679,9 +1685,7 @@
         <w:rPr>
           <w:rFonts w:ascii="Calibri" w:hAnsi="Calibri"/>
           <w:b w:val="0"/>
-          <w:i/>
-          <w:color w:val="6E6E6E"/>
-          <w:sz w:val="19"/>
+          <w:i w:val="0"/>
         </w:rPr>
         <w:t>Scale of 5 graph highlights, showing fewer symbols represent the same data.</w:t>
       </w:r>
@@ -1689,7 +1693,7 @@
     <w:p>
       <w:pPr>
         <w:spacing w:before="20" w:after="20"/>
-        <w:ind w:left="720"/>
+        <w:ind w:left="0"/>
       </w:pPr>
       <w:r>
         <w:rPr>
@@ -1726,9 +1730,7 @@
         <w:rPr>
           <w:rFonts w:ascii="Calibri" w:hAnsi="Calibri"/>
           <w:b/>
-          <w:i/>
-          <w:color w:val="6E6E6E"/>
-          <w:sz w:val="19"/>
+          <w:i w:val="0"/>
         </w:rPr>
         <w:t xml:space="preserve">Visual: </w:t>
       </w:r>
@@ -1736,9 +1738,7 @@
         <w:rPr>
           <w:rFonts w:ascii="Calibri" w:hAnsi="Calibri"/>
           <w:b w:val="0"/>
-          <w:i/>
-          <w:color w:val="6E6E6E"/>
-          <w:sz w:val="19"/>
+          <w:i w:val="0"/>
         </w:rPr>
         <w:t>Horizontal picture graph with scale of 5 appears. Data from W.2.</w:t>
       </w:r>
